--- a/THU TUC CAI NGHIEN/Công văn hỗ trợ trích xuất đối tượng nghiện để phục vụ công tác điều tra.docx
+++ b/THU TUC CAI NGHIEN/Công văn hỗ trợ trích xuất đối tượng nghiện để phục vụ công tác điều tra.docx
@@ -1919,6 +1919,15 @@
                 <w:b/>
                 <w:sz w:val="28"/>
                 <w:szCs w:val="28"/>
+              </w:rPr>
+              <w:t>KT.</w:t>
+            </w:r>
+            <w:r>
+              <w:rPr>
+                <w:rFonts w:ascii="Times New Roman" w:hAnsi="Times New Roman"/>
+                <w:b/>
+                <w:sz w:val="28"/>
+                <w:szCs w:val="28"/>
                 <w:lang w:val="vi-VN"/>
               </w:rPr>
               <w:t xml:space="preserve"> </w:t>
@@ -1931,6 +1940,71 @@
                 <w:szCs w:val="28"/>
               </w:rPr>
               <w:t>TRƯỞNG CÔNG AN PHƯỜNG</w:t>
+            </w:r>
+          </w:p>
+          <w:p>
+            <w:pPr>
+              <w:jc w:val="center"/>
+              <w:rPr>
+                <w:rFonts w:ascii="Times New Roman" w:hAnsi="Times New Roman"/>
+                <w:b/>
+                <w:sz w:val="28"/>
+                <w:szCs w:val="28"/>
+              </w:rPr>
+            </w:pPr>
+            <w:r>
+              <w:rPr>
+                <w:rFonts w:ascii="Times New Roman" w:hAnsi="Times New Roman"/>
+                <w:b/>
+                <w:sz w:val="28"/>
+                <w:szCs w:val="28"/>
+              </w:rPr>
+              <w:t xml:space="preserve">PHÓ </w:t>
+            </w:r>
+            <w:r>
+              <w:rPr>
+                <w:rFonts w:ascii="Times New Roman" w:hAnsi="Times New Roman"/>
+                <w:b/>
+                <w:sz w:val="28"/>
+                <w:szCs w:val="28"/>
+              </w:rPr>
+              <w:t>TR</w:t>
+            </w:r>
+            <w:r>
+              <w:rPr>
+                <w:rFonts w:ascii="Times New Roman" w:hAnsi="Times New Roman" w:hint="eastAsia"/>
+                <w:b/>
+                <w:sz w:val="28"/>
+                <w:szCs w:val="28"/>
+              </w:rPr>
+              <w:t>Ư</w:t>
+            </w:r>
+            <w:r>
+              <w:rPr>
+                <w:rFonts w:ascii="Times New Roman" w:hAnsi="Times New Roman"/>
+                <w:b/>
+                <w:sz w:val="28"/>
+                <w:szCs w:val="28"/>
+              </w:rPr>
+              <w:t>ỞNG CÔNG AN PH</w:t>
+            </w:r>
+            <w:r>
+              <w:rPr>
+                <w:rFonts w:ascii="Times New Roman" w:hAnsi="Times New Roman" w:hint="eastAsia"/>
+                <w:b/>
+                <w:sz w:val="28"/>
+                <w:szCs w:val="28"/>
+              </w:rPr>
+              <w:t>Ư</w:t>
+            </w:r>
+            <w:r>
+              <w:rPr>
+                <w:rFonts w:ascii="Times New Roman" w:hAnsi="Times New Roman"/>
+                <w:b/>
+                <w:sz w:val="28"/>
+                <w:szCs w:val="28"/>
+              </w:rPr>
+              <w:t>ỜNG</w:t>
             </w:r>
           </w:p>
           <w:p>
